--- a/Fase 2/Manuales/SIGMA_Manual_EP18_Indicadores_de_gestión.docx
+++ b/Fase 2/Manuales/SIGMA_Manual_EP18_Indicadores_de_gestión.docx
@@ -577,13 +577,14 @@
         </w:tblBorders>
       </w:tblPr>
       <w:tblGrid>
-        <w:gridCol w:w="4873"/>
-        <w:gridCol w:w="4873"/>
+        <w:gridCol w:w="3249"/>
+        <w:gridCol w:w="3249"/>
+        <w:gridCol w:w="3249"/>
       </w:tblGrid>
       <w:tr>
         <w:tc>
           <w:tcPr>
-            <w:tcW w:type="dxa" w:w="3402"/>
+            <w:tcW w:type="dxa" w:w="2551"/>
             <w:shd w:val="clear" w:color="auto" w:fill="E8E5F7"/>
           </w:tcPr>
           <w:p>
@@ -599,7 +600,7 @@
         </w:tc>
         <w:tc>
           <w:tcPr>
-            <w:tcW w:type="dxa" w:w="6236"/>
+            <w:tcW w:type="dxa" w:w="3969"/>
             <w:shd w:val="clear" w:color="auto" w:fill="E8E5F7"/>
           </w:tcPr>
           <w:p>
@@ -609,7 +610,23 @@
                 <w:b/>
                 <w:sz w:val="19"/>
               </w:rPr>
-              <w:t>Ruta</w:t>
+              <w:t>Ruta en el menú</w:t>
+            </w:r>
+          </w:p>
+        </w:tc>
+        <w:tc>
+          <w:tcPr>
+            <w:tcW w:type="dxa" w:w="3118"/>
+            <w:shd w:val="clear" w:color="auto" w:fill="E8E5F7"/>
+          </w:tcPr>
+          <w:p>
+            <w:r/>
+            <w:r>
+              <w:rPr>
+                <w:b/>
+                <w:sz w:val="19"/>
+              </w:rPr>
+              <w:t>Pestañas que tiene</w:t>
             </w:r>
           </w:p>
         </w:tc>
@@ -617,7 +634,7 @@
       <w:tr>
         <w:tc>
           <w:tcPr>
-            <w:tcW w:type="dxa" w:w="3402"/>
+            <w:tcW w:type="dxa" w:w="2551"/>
           </w:tcPr>
           <w:p>
             <w:r/>
@@ -631,7 +648,7 @@
         </w:tc>
         <w:tc>
           <w:tcPr>
-            <w:tcW w:type="dxa" w:w="6236"/>
+            <w:tcW w:type="dxa" w:w="3969"/>
           </w:tcPr>
           <w:p>
             <w:r/>
@@ -643,11 +660,25 @@
             </w:r>
           </w:p>
         </w:tc>
+        <w:tc>
+          <w:tcPr>
+            <w:tcW w:type="dxa" w:w="3118"/>
+          </w:tcPr>
+          <w:p>
+            <w:r/>
+            <w:r>
+              <w:rPr>
+                <w:sz w:val="19"/>
+              </w:rPr>
+              <w:t>—</w:t>
+            </w:r>
+          </w:p>
+        </w:tc>
       </w:tr>
       <w:tr>
         <w:tc>
           <w:tcPr>
-            <w:tcW w:type="dxa" w:w="3402"/>
+            <w:tcW w:type="dxa" w:w="2551"/>
           </w:tcPr>
           <w:p>
             <w:r/>
@@ -661,7 +692,7 @@
         </w:tc>
         <w:tc>
           <w:tcPr>
-            <w:tcW w:type="dxa" w:w="6236"/>
+            <w:tcW w:type="dxa" w:w="3969"/>
           </w:tcPr>
           <w:p>
             <w:r/>
@@ -670,6 +701,20 @@
                 <w:sz w:val="19"/>
               </w:rPr>
               <w:t>Alertas</w:t>
+            </w:r>
+          </w:p>
+        </w:tc>
+        <w:tc>
+          <w:tcPr>
+            <w:tcW w:type="dxa" w:w="3118"/>
+          </w:tcPr>
+          <w:p>
+            <w:r/>
+            <w:r>
+              <w:rPr>
+                <w:sz w:val="19"/>
+              </w:rPr>
+              <w:t>—</w:t>
             </w:r>
           </w:p>
         </w:tc>
@@ -709,13 +754,14 @@
         </w:tblBorders>
       </w:tblPr>
       <w:tblGrid>
-        <w:gridCol w:w="4873"/>
-        <w:gridCol w:w="4873"/>
+        <w:gridCol w:w="3249"/>
+        <w:gridCol w:w="3249"/>
+        <w:gridCol w:w="3249"/>
       </w:tblGrid>
       <w:tr>
         <w:tc>
           <w:tcPr>
-            <w:tcW w:type="dxa" w:w="3402"/>
+            <w:tcW w:type="dxa" w:w="2551"/>
             <w:shd w:val="clear" w:color="auto" w:fill="E8E5F7"/>
           </w:tcPr>
           <w:p>
@@ -731,7 +777,7 @@
         </w:tc>
         <w:tc>
           <w:tcPr>
-            <w:tcW w:type="dxa" w:w="6236"/>
+            <w:tcW w:type="dxa" w:w="3969"/>
             <w:shd w:val="clear" w:color="auto" w:fill="E8E5F7"/>
           </w:tcPr>
           <w:p>
@@ -745,11 +791,27 @@
             </w:r>
           </w:p>
         </w:tc>
+        <w:tc>
+          <w:tcPr>
+            <w:tcW w:type="dxa" w:w="3118"/>
+            <w:shd w:val="clear" w:color="auto" w:fill="E8E5F7"/>
+          </w:tcPr>
+          <w:p>
+            <w:r/>
+            <w:r>
+              <w:rPr>
+                <w:b/>
+                <w:sz w:val="18"/>
+              </w:rPr>
+              <w:t>Pestañas que tiene</w:t>
+            </w:r>
+          </w:p>
+        </w:tc>
       </w:tr>
       <w:tr>
         <w:tc>
           <w:tcPr>
-            <w:tcW w:type="dxa" w:w="3402"/>
+            <w:tcW w:type="dxa" w:w="2551"/>
           </w:tcPr>
           <w:p>
             <w:r/>
@@ -763,7 +825,7 @@
         </w:tc>
         <w:tc>
           <w:tcPr>
-            <w:tcW w:type="dxa" w:w="6236"/>
+            <w:tcW w:type="dxa" w:w="3969"/>
           </w:tcPr>
           <w:p>
             <w:r/>
@@ -772,6 +834,20 @@
                 <w:sz w:val="18"/>
               </w:rPr>
               <w:t>Alerta (detalle)</w:t>
+            </w:r>
+          </w:p>
+        </w:tc>
+        <w:tc>
+          <w:tcPr>
+            <w:tcW w:type="dxa" w:w="3118"/>
+          </w:tcPr>
+          <w:p>
+            <w:r/>
+            <w:r>
+              <w:rPr>
+                <w:sz w:val="18"/>
+              </w:rPr>
+              <w:t>—</w:t>
             </w:r>
           </w:p>
         </w:tc>

--- a/Fase 2/Manuales/SIGMA_Manual_EP18_Indicadores_de_gestión.docx
+++ b/Fase 2/Manuales/SIGMA_Manual_EP18_Indicadores_de_gestión.docx
@@ -152,7 +152,7 @@
               <w:rPr>
                 <w:sz w:val="20"/>
               </w:rPr>
-              <w:t>2 visibles en el menú y 1 que se abren desde otra pantalla</w:t>
+              <w:t>1 en el menú y 1 que se abren desde ellas</w:t>
             </w:r>
           </w:p>
         </w:tc>
@@ -216,7 +216,7 @@
               <w:rPr>
                 <w:sz w:val="20"/>
               </w:rPr>
-              <w:t>1.0 · 01-10-2026</w:t>
+              <w:t>1.1 · 02-10-2026</w:t>
             </w:r>
           </w:p>
         </w:tc>
@@ -559,7 +559,7 @@
           <w:i w:val="0"/>
           <w:sz w:val="22"/>
         </w:rPr>
-        <w:t>Desde el menú lateral:</w:t>
+        <w:t>Estas son las pantallas que usa el módulo, con la ruta exacta del menú lateral:</w:t>
       </w:r>
     </w:p>
     <w:tbl>
@@ -627,50 +627,6 @@
                 <w:sz w:val="19"/>
               </w:rPr>
               <w:t>Pestañas que tiene</w:t>
-            </w:r>
-          </w:p>
-        </w:tc>
-      </w:tr>
-      <w:tr>
-        <w:tc>
-          <w:tcPr>
-            <w:tcW w:type="dxa" w:w="2551"/>
-          </w:tcPr>
-          <w:p>
-            <w:r/>
-            <w:r>
-              <w:rPr>
-                <w:sz w:val="19"/>
-              </w:rPr>
-              <w:t>Inicio</w:t>
-            </w:r>
-          </w:p>
-        </w:tc>
-        <w:tc>
-          <w:tcPr>
-            <w:tcW w:type="dxa" w:w="3969"/>
-          </w:tcPr>
-          <w:p>
-            <w:r/>
-            <w:r>
-              <w:rPr>
-                <w:sz w:val="19"/>
-              </w:rPr>
-              <w:t>Inicio</w:t>
-            </w:r>
-          </w:p>
-        </w:tc>
-        <w:tc>
-          <w:tcPr>
-            <w:tcW w:type="dxa" w:w="3118"/>
-          </w:tcPr>
-          <w:p>
-            <w:r/>
-            <w:r>
-              <w:rPr>
-                <w:sz w:val="19"/>
-              </w:rPr>
-              <w:t>—</w:t>
             </w:r>
           </w:p>
         </w:tc>
@@ -903,544 +859,28 @@
     </w:p>
     <w:p>
       <w:pPr>
-        <w:spacing w:after="40"/>
+        <w:spacing w:after="120"/>
       </w:pPr>
       <w:r>
         <w:rPr>
-          <w:b/>
-          <w:color w:val="4F46E5"/>
+          <w:b w:val="0"/>
+          <w:i w:val="0"/>
           <w:sz w:val="21"/>
         </w:rPr>
-        <w:t xml:space="preserve">Paso 1. </w:t>
-      </w:r>
-      <w:r>
-        <w:rPr>
-          <w:sz w:val="21"/>
-        </w:rPr>
-        <w:t>Entre a Inicio.</w:t>
+        <w:t>El tablero de indicadores aun no tiene pantalla publicada en el menu.</w:t>
       </w:r>
     </w:p>
     <w:p>
       <w:pPr>
-        <w:spacing w:after="120"/>
-        <w:ind w:left="680"/>
+        <w:spacing w:after="80"/>
       </w:pPr>
       <w:r>
         <w:rPr>
-          <w:color w:val="555555"/>
-          <w:sz w:val="19"/>
+          <w:b w:val="0"/>
+          <w:i w:val="0"/>
+          <w:sz w:val="20"/>
         </w:rPr>
-        <w:t>Menú: Inicio</w:t>
-      </w:r>
-    </w:p>
-    <w:p>
-      <w:pPr>
-        <w:spacing w:after="40"/>
-      </w:pPr>
-      <w:r>
-        <w:rPr>
-          <w:b/>
-          <w:color w:val="4F46E5"/>
-          <w:sz w:val="21"/>
-        </w:rPr>
-        <w:t xml:space="preserve">Paso 2. </w:t>
-      </w:r>
-      <w:r>
-        <w:rPr>
-          <w:sz w:val="21"/>
-        </w:rPr>
-        <w:t>Abra el formulario y complete los datos.</w:t>
-      </w:r>
-    </w:p>
-    <w:p>
-      <w:pPr>
-        <w:spacing w:after="120"/>
-        <w:ind w:left="680"/>
-      </w:pPr>
-      <w:r>
-        <w:rPr>
-          <w:color w:val="555555"/>
-          <w:sz w:val="19"/>
-        </w:rPr>
-        <w:t>Hay 6 campos; 2 son obligatorios.</w:t>
-      </w:r>
-    </w:p>
-    <w:tbl>
-      <w:tblPr>
-        <w:tblW w:type="auto" w:w="0"/>
-        <w:tblLook w:firstColumn="1" w:firstRow="1" w:lastColumn="0" w:lastRow="0" w:noHBand="0" w:noVBand="1" w:val="04A0"/>
-        <w:jc w:val="center"/>
-        <w:tblBorders>
-          <w:top w:val="single" w:sz="4" w:color="BFBFBF"/>
-          <w:left w:val="single" w:sz="4" w:color="BFBFBF"/>
-          <w:bottom w:val="single" w:sz="4" w:color="BFBFBF"/>
-          <w:right w:val="single" w:sz="4" w:color="BFBFBF"/>
-          <w:insideH w:val="single" w:sz="4" w:color="BFBFBF"/>
-          <w:insideV w:val="single" w:sz="4" w:color="BFBFBF"/>
-        </w:tblBorders>
-      </w:tblPr>
-      <w:tblGrid>
-        <w:gridCol w:w="2436"/>
-        <w:gridCol w:w="2436"/>
-        <w:gridCol w:w="2436"/>
-        <w:gridCol w:w="2436"/>
-      </w:tblGrid>
-      <w:tr>
-        <w:tc>
-          <w:tcPr>
-            <w:tcW w:type="dxa" w:w="2268"/>
-            <w:shd w:val="clear" w:color="auto" w:fill="E8E5F7"/>
-          </w:tcPr>
-          <w:p>
-            <w:r/>
-            <w:r>
-              <w:rPr>
-                <w:b/>
-                <w:sz w:val="17"/>
-              </w:rPr>
-              <w:t>Campo</w:t>
-            </w:r>
-          </w:p>
-        </w:tc>
-        <w:tc>
-          <w:tcPr>
-            <w:tcW w:type="dxa" w:w="2551"/>
-            <w:shd w:val="clear" w:color="auto" w:fill="E8E5F7"/>
-          </w:tcPr>
-          <w:p>
-            <w:r/>
-            <w:r>
-              <w:rPr>
-                <w:b/>
-                <w:sz w:val="17"/>
-              </w:rPr>
-              <w:t>Cómo se completa</w:t>
-            </w:r>
-          </w:p>
-        </w:tc>
-        <w:tc>
-          <w:tcPr>
-            <w:tcW w:type="dxa" w:w="1247"/>
-            <w:shd w:val="clear" w:color="auto" w:fill="E8E5F7"/>
-          </w:tcPr>
-          <w:p>
-            <w:r/>
-            <w:r>
-              <w:rPr>
-                <w:b/>
-                <w:sz w:val="17"/>
-              </w:rPr>
-              <w:t>Obligatorio</w:t>
-            </w:r>
-          </w:p>
-        </w:tc>
-        <w:tc>
-          <w:tcPr>
-            <w:tcW w:type="dxa" w:w="3572"/>
-            <w:shd w:val="clear" w:color="auto" w:fill="E8E5F7"/>
-          </w:tcPr>
-          <w:p>
-            <w:r/>
-            <w:r>
-              <w:rPr>
-                <w:b/>
-                <w:sz w:val="17"/>
-              </w:rPr>
-              <w:t>Qué acepta</w:t>
-            </w:r>
-          </w:p>
-        </w:tc>
-      </w:tr>
-      <w:tr>
-        <w:tc>
-          <w:tcPr>
-            <w:tcW w:type="dxa" w:w="2268"/>
-          </w:tcPr>
-          <w:p>
-            <w:r/>
-            <w:r>
-              <w:rPr>
-                <w:sz w:val="17"/>
-              </w:rPr>
-              <w:t>Planta</w:t>
-            </w:r>
-          </w:p>
-        </w:tc>
-        <w:tc>
-          <w:tcPr>
-            <w:tcW w:type="dxa" w:w="2551"/>
-          </w:tcPr>
-          <w:p>
-            <w:r/>
-            <w:r>
-              <w:rPr>
-                <w:sz w:val="17"/>
-              </w:rPr>
-              <w:t>Lista desplegable</w:t>
-            </w:r>
-          </w:p>
-        </w:tc>
-        <w:tc>
-          <w:tcPr>
-            <w:tcW w:type="dxa" w:w="1247"/>
-          </w:tcPr>
-          <w:p>
-            <w:r/>
-            <w:r>
-              <w:rPr>
-                <w:sz w:val="17"/>
-              </w:rPr>
-              <w:t>No</w:t>
-            </w:r>
-          </w:p>
-        </w:tc>
-        <w:tc>
-          <w:tcPr>
-            <w:tcW w:type="dxa" w:w="3572"/>
-          </w:tcPr>
-          <w:p>
-            <w:r/>
-            <w:r>
-              <w:rPr>
-                <w:sz w:val="17"/>
-              </w:rPr>
-              <w:t>Vacío incluye todas las plantas</w:t>
-            </w:r>
-          </w:p>
-        </w:tc>
-      </w:tr>
-      <w:tr>
-        <w:tc>
-          <w:tcPr>
-            <w:tcW w:type="dxa" w:w="2268"/>
-          </w:tcPr>
-          <w:p>
-            <w:r/>
-            <w:r>
-              <w:rPr>
-                <w:sz w:val="17"/>
-              </w:rPr>
-              <w:t>Área</w:t>
-            </w:r>
-          </w:p>
-        </w:tc>
-        <w:tc>
-          <w:tcPr>
-            <w:tcW w:type="dxa" w:w="2551"/>
-          </w:tcPr>
-          <w:p>
-            <w:r/>
-            <w:r>
-              <w:rPr>
-                <w:sz w:val="17"/>
-              </w:rPr>
-              <w:t>Lista desplegable dependiente</w:t>
-            </w:r>
-          </w:p>
-        </w:tc>
-        <w:tc>
-          <w:tcPr>
-            <w:tcW w:type="dxa" w:w="1247"/>
-          </w:tcPr>
-          <w:p>
-            <w:r/>
-            <w:r>
-              <w:rPr>
-                <w:sz w:val="17"/>
-              </w:rPr>
-              <w:t>No</w:t>
-            </w:r>
-          </w:p>
-        </w:tc>
-        <w:tc>
-          <w:tcPr>
-            <w:tcW w:type="dxa" w:w="3572"/>
-          </w:tcPr>
-          <w:p>
-            <w:r/>
-            <w:r>
-              <w:rPr>
-                <w:sz w:val="17"/>
-              </w:rPr>
-              <w:t>Vacío incluye todas las áreas</w:t>
-            </w:r>
-          </w:p>
-        </w:tc>
-      </w:tr>
-      <w:tr>
-        <w:tc>
-          <w:tcPr>
-            <w:tcW w:type="dxa" w:w="2268"/>
-          </w:tcPr>
-          <w:p>
-            <w:r/>
-            <w:r>
-              <w:rPr>
-                <w:sz w:val="17"/>
-              </w:rPr>
-              <w:t>Activo</w:t>
-            </w:r>
-          </w:p>
-        </w:tc>
-        <w:tc>
-          <w:tcPr>
-            <w:tcW w:type="dxa" w:w="2551"/>
-          </w:tcPr>
-          <w:p>
-            <w:r/>
-            <w:r>
-              <w:rPr>
-                <w:sz w:val="17"/>
-              </w:rPr>
-              <w:t>Lista desplegable con buscador</w:t>
-            </w:r>
-          </w:p>
-        </w:tc>
-        <w:tc>
-          <w:tcPr>
-            <w:tcW w:type="dxa" w:w="1247"/>
-          </w:tcPr>
-          <w:p>
-            <w:r/>
-            <w:r>
-              <w:rPr>
-                <w:sz w:val="17"/>
-              </w:rPr>
-              <w:t>No</w:t>
-            </w:r>
-          </w:p>
-        </w:tc>
-        <w:tc>
-          <w:tcPr>
-            <w:tcW w:type="dxa" w:w="3572"/>
-          </w:tcPr>
-          <w:p>
-            <w:r/>
-            <w:r>
-              <w:rPr>
-                <w:sz w:val="17"/>
-              </w:rPr>
-              <w:t>Vacío incluye todos los activos</w:t>
-            </w:r>
-          </w:p>
-        </w:tc>
-      </w:tr>
-      <w:tr>
-        <w:tc>
-          <w:tcPr>
-            <w:tcW w:type="dxa" w:w="2268"/>
-          </w:tcPr>
-          <w:p>
-            <w:r/>
-            <w:r>
-              <w:rPr>
-                <w:sz w:val="17"/>
-              </w:rPr>
-              <w:t>Tipo de orden</w:t>
-            </w:r>
-          </w:p>
-        </w:tc>
-        <w:tc>
-          <w:tcPr>
-            <w:tcW w:type="dxa" w:w="2551"/>
-          </w:tcPr>
-          <w:p>
-            <w:r/>
-            <w:r>
-              <w:rPr>
-                <w:sz w:val="17"/>
-              </w:rPr>
-              <w:t>Lista desplegable</w:t>
-            </w:r>
-          </w:p>
-        </w:tc>
-        <w:tc>
-          <w:tcPr>
-            <w:tcW w:type="dxa" w:w="1247"/>
-          </w:tcPr>
-          <w:p>
-            <w:r/>
-            <w:r>
-              <w:rPr>
-                <w:sz w:val="17"/>
-              </w:rPr>
-              <w:t>No</w:t>
-            </w:r>
-          </w:p>
-        </w:tc>
-        <w:tc>
-          <w:tcPr>
-            <w:tcW w:type="dxa" w:w="3572"/>
-          </w:tcPr>
-          <w:p>
-            <w:r/>
-            <w:r>
-              <w:rPr>
-                <w:sz w:val="17"/>
-              </w:rPr>
-              <w:t>Vacío incluye todos los tipos</w:t>
-            </w:r>
-          </w:p>
-        </w:tc>
-      </w:tr>
-      <w:tr>
-        <w:tc>
-          <w:tcPr>
-            <w:tcW w:type="dxa" w:w="2268"/>
-          </w:tcPr>
-          <w:p>
-            <w:r/>
-            <w:r>
-              <w:rPr>
-                <w:sz w:val="17"/>
-              </w:rPr>
-              <w:t>Desde</w:t>
-            </w:r>
-          </w:p>
-        </w:tc>
-        <w:tc>
-          <w:tcPr>
-            <w:tcW w:type="dxa" w:w="2551"/>
-          </w:tcPr>
-          <w:p>
-            <w:r/>
-            <w:r>
-              <w:rPr>
-                <w:sz w:val="17"/>
-              </w:rPr>
-              <w:t>Selector de fecha</w:t>
-            </w:r>
-          </w:p>
-        </w:tc>
-        <w:tc>
-          <w:tcPr>
-            <w:tcW w:type="dxa" w:w="1247"/>
-          </w:tcPr>
-          <w:p>
-            <w:r/>
-            <w:r>
-              <w:rPr>
-                <w:sz w:val="17"/>
-              </w:rPr>
-              <w:t>Sí</w:t>
-            </w:r>
-          </w:p>
-        </w:tc>
-        <w:tc>
-          <w:tcPr>
-            <w:tcW w:type="dxa" w:w="3572"/>
-          </w:tcPr>
-          <w:p>
-            <w:r/>
-            <w:r>
-              <w:rPr>
-                <w:sz w:val="17"/>
-              </w:rPr>
-              <w:t>Por defecto el primer día del mes</w:t>
-            </w:r>
-          </w:p>
-        </w:tc>
-      </w:tr>
-      <w:tr>
-        <w:tc>
-          <w:tcPr>
-            <w:tcW w:type="dxa" w:w="2268"/>
-          </w:tcPr>
-          <w:p>
-            <w:r/>
-            <w:r>
-              <w:rPr>
-                <w:sz w:val="17"/>
-              </w:rPr>
-              <w:t>Hasta</w:t>
-            </w:r>
-          </w:p>
-        </w:tc>
-        <w:tc>
-          <w:tcPr>
-            <w:tcW w:type="dxa" w:w="2551"/>
-          </w:tcPr>
-          <w:p>
-            <w:r/>
-            <w:r>
-              <w:rPr>
-                <w:sz w:val="17"/>
-              </w:rPr>
-              <w:t>Selector de fecha</w:t>
-            </w:r>
-          </w:p>
-        </w:tc>
-        <w:tc>
-          <w:tcPr>
-            <w:tcW w:type="dxa" w:w="1247"/>
-          </w:tcPr>
-          <w:p>
-            <w:r/>
-            <w:r>
-              <w:rPr>
-                <w:sz w:val="17"/>
-              </w:rPr>
-              <w:t>Sí</w:t>
-            </w:r>
-          </w:p>
-        </w:tc>
-        <w:tc>
-          <w:tcPr>
-            <w:tcW w:type="dxa" w:w="3572"/>
-          </w:tcPr>
-          <w:p>
-            <w:r/>
-            <w:r>
-              <w:rPr>
-                <w:sz w:val="17"/>
-              </w:rPr>
-              <w:t>Por defecto la fecha actual. Posterior a Desde</w:t>
-            </w:r>
-          </w:p>
-        </w:tc>
-      </w:tr>
-    </w:tbl>
-    <w:p>
-      <w:pPr>
-        <w:spacing w:after="40"/>
-      </w:pPr>
-    </w:p>
-    <w:p>
-      <w:pPr>
-        <w:spacing w:after="40"/>
-      </w:pPr>
-      <w:r>
-        <w:rPr>
-          <w:b/>
-          <w:color w:val="4F46E5"/>
-          <w:sz w:val="21"/>
-        </w:rPr>
-        <w:t xml:space="preserve">Paso 3. </w:t>
-      </w:r>
-      <w:r>
-        <w:rPr>
-          <w:sz w:val="21"/>
-        </w:rPr>
-        <w:t>Guarde.</w:t>
-      </w:r>
-    </w:p>
-    <w:p>
-      <w:pPr>
-        <w:spacing w:after="40"/>
-      </w:pPr>
-      <w:r>
-        <w:rPr>
-          <w:b/>
-          <w:color w:val="4F46E5"/>
-          <w:sz w:val="21"/>
-        </w:rPr>
-        <w:t xml:space="preserve">Paso 4. </w:t>
-      </w:r>
-      <w:r>
-        <w:rPr>
-          <w:sz w:val="21"/>
-        </w:rPr>
-        <w:t>Compruebe que quedó bien. Tiene que cumplirse todo esto:</w:t>
+        <w:t>Aun así tiene que cumplirse esto:</w:t>
       </w:r>
     </w:p>
     <w:tbl>
@@ -1687,72 +1127,28 @@
     </w:p>
     <w:p>
       <w:pPr>
-        <w:spacing w:after="40"/>
+        <w:spacing w:after="120"/>
       </w:pPr>
       <w:r>
         <w:rPr>
-          <w:b/>
-          <w:color w:val="4F46E5"/>
+          <w:b w:val="0"/>
+          <w:i w:val="0"/>
           <w:sz w:val="21"/>
         </w:rPr>
-        <w:t xml:space="preserve">Paso 1. </w:t>
-      </w:r>
-      <w:r>
-        <w:rPr>
-          <w:sz w:val="21"/>
-        </w:rPr>
-        <w:t>Entre a Inicio.</w:t>
+        <w:t>El indicador de cumplimiento del plan aun no tiene pantalla publicada en el menu.</w:t>
       </w:r>
     </w:p>
     <w:p>
       <w:pPr>
-        <w:spacing w:after="120"/>
-        <w:ind w:left="680"/>
+        <w:spacing w:after="80"/>
       </w:pPr>
       <w:r>
         <w:rPr>
-          <w:color w:val="555555"/>
-          <w:sz w:val="19"/>
+          <w:b w:val="0"/>
+          <w:i w:val="0"/>
+          <w:sz w:val="20"/>
         </w:rPr>
-        <w:t>Menú: Inicio</w:t>
-      </w:r>
-    </w:p>
-    <w:p>
-      <w:pPr>
-        <w:spacing w:after="40"/>
-      </w:pPr>
-      <w:r>
-        <w:rPr>
-          <w:b/>
-          <w:color w:val="4F46E5"/>
-          <w:sz w:val="21"/>
-        </w:rPr>
-        <w:t xml:space="preserve">Paso 2. </w:t>
-      </w:r>
-      <w:r>
-        <w:rPr>
-          <w:sz w:val="21"/>
-        </w:rPr>
-        <w:t>Ejecute la acción desde la pantalla.</w:t>
-      </w:r>
-    </w:p>
-    <w:p>
-      <w:pPr>
-        <w:spacing w:after="40"/>
-      </w:pPr>
-      <w:r>
-        <w:rPr>
-          <w:b/>
-          <w:color w:val="4F46E5"/>
-          <w:sz w:val="21"/>
-        </w:rPr>
-        <w:t xml:space="preserve">Paso 3. </w:t>
-      </w:r>
-      <w:r>
-        <w:rPr>
-          <w:sz w:val="21"/>
-        </w:rPr>
-        <w:t>Compruebe que quedó bien. Tiene que cumplirse todo esto:</w:t>
+        <w:t>Aun así tiene que cumplirse esto:</w:t>
       </w:r>
     </w:p>
     <w:tbl>
@@ -1999,72 +1395,28 @@
     </w:p>
     <w:p>
       <w:pPr>
-        <w:spacing w:after="40"/>
+        <w:spacing w:after="120"/>
       </w:pPr>
       <w:r>
         <w:rPr>
-          <w:b/>
-          <w:color w:val="4F46E5"/>
+          <w:b w:val="0"/>
+          <w:i w:val="0"/>
           <w:sz w:val="21"/>
         </w:rPr>
-        <w:t xml:space="preserve">Paso 1. </w:t>
-      </w:r>
-      <w:r>
-        <w:rPr>
-          <w:sz w:val="21"/>
-        </w:rPr>
-        <w:t>Entre a Inicio.</w:t>
+        <w:t>Los indicadores de disponibilidad y confiabilidad aun no tienen pantalla publicada en el menu.</w:t>
       </w:r>
     </w:p>
     <w:p>
       <w:pPr>
-        <w:spacing w:after="120"/>
-        <w:ind w:left="680"/>
+        <w:spacing w:after="80"/>
       </w:pPr>
       <w:r>
         <w:rPr>
-          <w:color w:val="555555"/>
-          <w:sz w:val="19"/>
+          <w:b w:val="0"/>
+          <w:i w:val="0"/>
+          <w:sz w:val="20"/>
         </w:rPr>
-        <w:t>Menú: Inicio</w:t>
-      </w:r>
-    </w:p>
-    <w:p>
-      <w:pPr>
-        <w:spacing w:after="40"/>
-      </w:pPr>
-      <w:r>
-        <w:rPr>
-          <w:b/>
-          <w:color w:val="4F46E5"/>
-          <w:sz w:val="21"/>
-        </w:rPr>
-        <w:t xml:space="preserve">Paso 2. </w:t>
-      </w:r>
-      <w:r>
-        <w:rPr>
-          <w:sz w:val="21"/>
-        </w:rPr>
-        <w:t>Ejecute la acción desde la pantalla.</w:t>
-      </w:r>
-    </w:p>
-    <w:p>
-      <w:pPr>
-        <w:spacing w:after="40"/>
-      </w:pPr>
-      <w:r>
-        <w:rPr>
-          <w:b/>
-          <w:color w:val="4F46E5"/>
-          <w:sz w:val="21"/>
-        </w:rPr>
-        <w:t xml:space="preserve">Paso 3. </w:t>
-      </w:r>
-      <w:r>
-        <w:rPr>
-          <w:sz w:val="21"/>
-        </w:rPr>
-        <w:t>Compruebe que quedó bien. Tiene que cumplirse todo esto:</w:t>
+        <w:t>Aun así tiene que cumplirse esto:</w:t>
       </w:r>
     </w:p>
     <w:tbl>
@@ -2311,72 +1663,28 @@
     </w:p>
     <w:p>
       <w:pPr>
-        <w:spacing w:after="40"/>
+        <w:spacing w:after="120"/>
       </w:pPr>
       <w:r>
         <w:rPr>
-          <w:b/>
-          <w:color w:val="4F46E5"/>
+          <w:b w:val="0"/>
+          <w:i w:val="0"/>
           <w:sz w:val="21"/>
         </w:rPr>
-        <w:t xml:space="preserve">Paso 1. </w:t>
-      </w:r>
-      <w:r>
-        <w:rPr>
-          <w:sz w:val="21"/>
-        </w:rPr>
-        <w:t>Entre a Inicio.</w:t>
+        <w:t>Los indicadores de costo aun no tienen pantalla publicada en el menu.</w:t>
       </w:r>
     </w:p>
     <w:p>
       <w:pPr>
-        <w:spacing w:after="120"/>
-        <w:ind w:left="680"/>
+        <w:spacing w:after="80"/>
       </w:pPr>
       <w:r>
         <w:rPr>
-          <w:color w:val="555555"/>
-          <w:sz w:val="19"/>
+          <w:b w:val="0"/>
+          <w:i w:val="0"/>
+          <w:sz w:val="20"/>
         </w:rPr>
-        <w:t>Menú: Inicio</w:t>
-      </w:r>
-    </w:p>
-    <w:p>
-      <w:pPr>
-        <w:spacing w:after="40"/>
-      </w:pPr>
-      <w:r>
-        <w:rPr>
-          <w:b/>
-          <w:color w:val="4F46E5"/>
-          <w:sz w:val="21"/>
-        </w:rPr>
-        <w:t xml:space="preserve">Paso 2. </w:t>
-      </w:r>
-      <w:r>
-        <w:rPr>
-          <w:sz w:val="21"/>
-        </w:rPr>
-        <w:t>Ejecute la acción desde la pantalla.</w:t>
-      </w:r>
-    </w:p>
-    <w:p>
-      <w:pPr>
-        <w:spacing w:after="40"/>
-      </w:pPr>
-      <w:r>
-        <w:rPr>
-          <w:b/>
-          <w:color w:val="4F46E5"/>
-          <w:sz w:val="21"/>
-        </w:rPr>
-        <w:t xml:space="preserve">Paso 3. </w:t>
-      </w:r>
-      <w:r>
-        <w:rPr>
-          <w:sz w:val="21"/>
-        </w:rPr>
-        <w:t>Compruebe que quedó bien. Tiene que cumplirse todo esto:</w:t>
+        <w:t>Aun así tiene que cumplirse esto:</w:t>
       </w:r>
     </w:p>
     <w:tbl>
@@ -2637,7 +1945,7 @@
         <w:rPr>
           <w:sz w:val="21"/>
         </w:rPr>
-        <w:t>Entre a Inicio.</w:t>
+        <w:t>Entre a Alertas.</w:t>
       </w:r>
     </w:p>
     <w:p>
@@ -2650,7 +1958,7 @@
           <w:color w:val="555555"/>
           <w:sz w:val="19"/>
         </w:rPr>
-        <w:t>Menú: Inicio</w:t>
+        <w:t>Menú: Alertas</w:t>
       </w:r>
     </w:p>
     <w:p>
@@ -2669,7 +1977,7 @@
         <w:rPr>
           <w:sz w:val="21"/>
         </w:rPr>
-        <w:t>Ejecute la acción desde la pantalla.</w:t>
+        <w:t>Desde el listado, elija la fila que quiere consultar. Se abre Alerta (detalle).</w:t>
       </w:r>
     </w:p>
     <w:p>
@@ -2683,6 +1991,38 @@
           <w:sz w:val="21"/>
         </w:rPr>
         <w:t xml:space="preserve">Paso 3. </w:t>
+      </w:r>
+      <w:r>
+        <w:rPr>
+          <w:sz w:val="21"/>
+        </w:rPr>
+        <w:t>Revise la información que muestra Alerta (detalle).</w:t>
+      </w:r>
+    </w:p>
+    <w:p>
+      <w:pPr>
+        <w:spacing w:after="120"/>
+        <w:ind w:left="680"/>
+      </w:pPr>
+      <w:r>
+        <w:rPr>
+          <w:color w:val="555555"/>
+          <w:sz w:val="19"/>
+        </w:rPr>
+        <w:t>Es una consulta: no hay nada que llenar ni que guardar.</w:t>
+      </w:r>
+    </w:p>
+    <w:p>
+      <w:pPr>
+        <w:spacing w:after="40"/>
+      </w:pPr>
+      <w:r>
+        <w:rPr>
+          <w:b/>
+          <w:color w:val="4F46E5"/>
+          <w:sz w:val="21"/>
+        </w:rPr>
+        <w:t xml:space="preserve">Paso 4. </w:t>
       </w:r>
       <w:r>
         <w:rPr>
@@ -2935,72 +2275,28 @@
     </w:p>
     <w:p>
       <w:pPr>
-        <w:spacing w:after="40"/>
+        <w:spacing w:after="120"/>
       </w:pPr>
       <w:r>
         <w:rPr>
-          <w:b/>
-          <w:color w:val="4F46E5"/>
+          <w:b w:val="0"/>
+          <w:i w:val="0"/>
           <w:sz w:val="21"/>
         </w:rPr>
-        <w:t xml:space="preserve">Paso 1. </w:t>
-      </w:r>
-      <w:r>
-        <w:rPr>
-          <w:sz w:val="21"/>
-        </w:rPr>
-        <w:t>Entre a Inicio.</w:t>
+        <w:t>No tiene pantalla propia: cada listado trae su boton de exportar e imprimir.</w:t>
       </w:r>
     </w:p>
     <w:p>
       <w:pPr>
-        <w:spacing w:after="120"/>
-        <w:ind w:left="680"/>
+        <w:spacing w:after="80"/>
       </w:pPr>
       <w:r>
         <w:rPr>
-          <w:color w:val="555555"/>
-          <w:sz w:val="19"/>
+          <w:b w:val="0"/>
+          <w:i w:val="0"/>
+          <w:sz w:val="20"/>
         </w:rPr>
-        <w:t>Menú: Inicio</w:t>
-      </w:r>
-    </w:p>
-    <w:p>
-      <w:pPr>
-        <w:spacing w:after="40"/>
-      </w:pPr>
-      <w:r>
-        <w:rPr>
-          <w:b/>
-          <w:color w:val="4F46E5"/>
-          <w:sz w:val="21"/>
-        </w:rPr>
-        <w:t xml:space="preserve">Paso 2. </w:t>
-      </w:r>
-      <w:r>
-        <w:rPr>
-          <w:sz w:val="21"/>
-        </w:rPr>
-        <w:t>Ejecute la acción desde la pantalla.</w:t>
-      </w:r>
-    </w:p>
-    <w:p>
-      <w:pPr>
-        <w:spacing w:after="40"/>
-      </w:pPr>
-      <w:r>
-        <w:rPr>
-          <w:b/>
-          <w:color w:val="4F46E5"/>
-          <w:sz w:val="21"/>
-        </w:rPr>
-        <w:t xml:space="preserve">Paso 3. </w:t>
-      </w:r>
-      <w:r>
-        <w:rPr>
-          <w:sz w:val="21"/>
-        </w:rPr>
-        <w:t>Compruebe que quedó bien. Tiene que cumplirse todo esto:</w:t>
+        <w:t>Aun así tiene que cumplirse esto:</w:t>
       </w:r>
     </w:p>
     <w:tbl>
@@ -3469,7 +2765,7 @@
           <w:color w:val="555555"/>
           <w:sz w:val="18"/>
         </w:rPr>
-        <w:t>Generado desde el Product Backlog (historias, campos de entrada y criterios de aceptación) y desde la tabla Menus de la base. Para actualizarlo: python _scratch/gen_manual_modulo.py</w:t>
+        <w:t>Generado desde el Product Backlog (historias, campos de entrada y criterios de aceptación), desde la tabla Menus de la base y desde las pestañas leídas de los .aspx. Para actualizarlo: python _scratch/gen_manual_modulo.py</w:t>
       </w:r>
     </w:p>
     <w:sectPr>
